--- a/paper/final/论文终稿.docx
+++ b/paper/final/论文终稿.docx
@@ -10,6 +10,22 @@
       </w:pPr>
       <w:r>
         <w:t>光伏电站出力特性与融合气象信息的功率预测</w:t>
+      </w:r>
+    </w:p>
+    <w:p>
+      <w:pPr>
+        <w:pStyle w:val="Normal"/>
+        <w:keepNext/>
+        <w:spacing w:after="100" w:line="240" w:lineRule="auto"/>
+        <w:ind w:firstLine="0"/>
+        <w:jc w:val="center"/>
+      </w:pPr>
+      <w:r>
+        <w:rPr>
+          <w:rFonts w:ascii="Times New Roman" w:hAnsi="Times New Roman" w:eastAsia="Songti SC"/>
+          <w:sz w:val="22"/>
+        </w:rPr>
+        <w:t>作者：孙煜凡　韦中天　叶锦润</w:t>
       </w:r>
     </w:p>
     <w:p>
